--- a/docs/shandong-botong/Incoming_Inspection_Checklist.docx
+++ b/docs/shandong-botong/Incoming_Inspection_Checklist.docx
@@ -1404,7 +1404,7 @@
                 <w:sz w:val="17"/>
                 <w:szCs w:val="17"/>
               </w:rPr>
-              <w:t xml:space="preserve">A5</w:t>
+              <w:t xml:space="preserve">A4b</w:t>
             </w:r>
           </w:p>
         </w:tc>
@@ -1430,14 +1430,14 @@
                 <w:sz w:val="18"/>
                 <w:szCs w:val="18"/>
               </w:rPr>
-              <w:t xml:space="preserve">길이</w:t>
-            </w:r>
-            <w:r>
-              <w:rPr>
-                <w:sz w:val="17"/>
-                <w:szCs w:val="17"/>
-              </w:rPr>
-              <w:t xml:space="preserve">  Length</w:t>
+              <w:t xml:space="preserve">무용접 단일피스 ★절대조건</w:t>
+            </w:r>
+            <w:r>
+              <w:rPr>
+                <w:sz w:val="17"/>
+                <w:szCs w:val="17"/>
+              </w:rPr>
+              <w:t xml:space="preserve">  One-piece / NO weld — ABSOLUTE</w:t>
             </w:r>
             <w:r>
               <w:rPr>
@@ -1445,7 +1445,7 @@
                 <w:sz w:val="17"/>
                 <w:szCs w:val="17"/>
               </w:rPr>
-              <w:t xml:space="preserve">  长度</w:t>
+              <w:t xml:space="preserve">  整体无缝·严禁焊接</w:t>
             </w:r>
           </w:p>
         </w:tc>
@@ -1471,7 +1471,7 @@
                 <w:sz w:val="17"/>
                 <w:szCs w:val="17"/>
               </w:rPr>
-              <w:t xml:space="preserve">3,000 +10 / −0 mm ★ (Group A·B: 2,000 +10/−0 ★)</w:t>
+              <w:t xml:space="preserve">1m 등 단관을 용접·접합하여 전장(3m/2m)을 구성하는 것 절대 금지 — 발견 시 전 로트 거부</w:t>
             </w:r>
           </w:p>
         </w:tc>
@@ -1497,14 +1497,14 @@
                 <w:sz w:val="18"/>
                 <w:szCs w:val="18"/>
               </w:rPr>
-              <w:t xml:space="preserve">강재 줄자, 1회</w:t>
-            </w:r>
-            <w:r>
-              <w:rPr>
-                <w:sz w:val="17"/>
-                <w:szCs w:val="17"/>
-              </w:rPr>
-              <w:t xml:space="preserve">  Steel tape</w:t>
+              <w:t xml:space="preserve">전수: 전장 육안(용접비드·열영향부 변색·연마흔) + UT 전장 스캔, X-ray 사진 첨부(범위 ★협의 — 하기 주기 참조)</w:t>
+            </w:r>
+            <w:r>
+              <w:rPr>
+                <w:sz w:val="17"/>
+                <w:szCs w:val="17"/>
+              </w:rPr>
+              <w:t xml:space="preserve">  All pieces: full-length visual + UT scan; X-ray photos attached (scope ★TBD)</w:t>
             </w:r>
             <w:r>
               <w:rPr>
@@ -1512,7 +1512,7 @@
                 <w:sz w:val="17"/>
                 <w:szCs w:val="17"/>
               </w:rPr>
-              <w:t xml:space="preserve">  钢卷尺</w:t>
+              <w:t xml:space="preserve">  全数: 目视+全长超声波, 附X光照片</w:t>
             </w:r>
           </w:p>
         </w:tc>
@@ -1592,7 +1592,7 @@
                 <w:sz w:val="17"/>
                 <w:szCs w:val="17"/>
               </w:rPr>
-              <w:t xml:space="preserve">A6</w:t>
+              <w:t xml:space="preserve">A5</w:t>
             </w:r>
           </w:p>
         </w:tc>
@@ -1618,14 +1618,14 @@
                 <w:sz w:val="18"/>
                 <w:szCs w:val="18"/>
               </w:rPr>
-              <w:t xml:space="preserve">진직도 (구부러짐)</w:t>
-            </w:r>
-            <w:r>
-              <w:rPr>
-                <w:sz w:val="17"/>
-                <w:szCs w:val="17"/>
-              </w:rPr>
-              <w:t xml:space="preserve">  Straightness (bow)</w:t>
+              <w:t xml:space="preserve">길이</w:t>
+            </w:r>
+            <w:r>
+              <w:rPr>
+                <w:sz w:val="17"/>
+                <w:szCs w:val="17"/>
+              </w:rPr>
+              <w:t xml:space="preserve">  Length</w:t>
             </w:r>
             <w:r>
               <w:rPr>
@@ -1633,7 +1633,7 @@
                 <w:sz w:val="17"/>
                 <w:szCs w:val="17"/>
               </w:rPr>
-              <w:t xml:space="preserve">  直线度</w:t>
+              <w:t xml:space="preserve">  长度</w:t>
             </w:r>
           </w:p>
         </w:tc>
@@ -1659,7 +1659,7 @@
                 <w:sz w:val="17"/>
                 <w:szCs w:val="17"/>
               </w:rPr>
-              <w:t xml:space="preserve">≤ 1 mm/m, 전장 ≤ 3 mm ★</w:t>
+              <w:t xml:space="preserve">3,000 +10 / −0 mm ★ (Group A·B: 2,000 +10/−0 ★)</w:t>
             </w:r>
           </w:p>
         </w:tc>
@@ -1685,14 +1685,14 @@
                 <w:sz w:val="18"/>
                 <w:szCs w:val="18"/>
               </w:rPr>
-              <w:t xml:space="preserve">정반+틈새게이지 또는 긴 직정규, 2방향</w:t>
-            </w:r>
-            <w:r>
-              <w:rPr>
-                <w:sz w:val="17"/>
-                <w:szCs w:val="17"/>
-              </w:rPr>
-              <w:t xml:space="preserve">  Straight edge + feeler, 2 directions</w:t>
+              <w:t xml:space="preserve">강재 줄자, 1회</w:t>
+            </w:r>
+            <w:r>
+              <w:rPr>
+                <w:sz w:val="17"/>
+                <w:szCs w:val="17"/>
+              </w:rPr>
+              <w:t xml:space="preserve">  Steel tape</w:t>
             </w:r>
             <w:r>
               <w:rPr>
@@ -1700,7 +1700,7 @@
                 <w:sz w:val="17"/>
                 <w:szCs w:val="17"/>
               </w:rPr>
-              <w:t xml:space="preserve">  平台塞尺 两个方向</w:t>
+              <w:t xml:space="preserve">  钢卷尺</w:t>
             </w:r>
           </w:p>
         </w:tc>
@@ -1780,7 +1780,7 @@
                 <w:sz w:val="17"/>
                 <w:szCs w:val="17"/>
               </w:rPr>
-              <w:t xml:space="preserve">A7</w:t>
+              <w:t xml:space="preserve">A6</w:t>
             </w:r>
           </w:p>
         </w:tc>
@@ -1806,14 +1806,14 @@
                 <w:sz w:val="18"/>
                 <w:szCs w:val="18"/>
               </w:rPr>
-              <w:t xml:space="preserve">절단 직각도·버</w:t>
-            </w:r>
-            <w:r>
-              <w:rPr>
-                <w:sz w:val="17"/>
-                <w:szCs w:val="17"/>
-              </w:rPr>
-              <w:t xml:space="preserve">  Cut squareness &amp; burr</w:t>
+              <w:t xml:space="preserve">진직도 (구부러짐)</w:t>
+            </w:r>
+            <w:r>
+              <w:rPr>
+                <w:sz w:val="17"/>
+                <w:szCs w:val="17"/>
+              </w:rPr>
+              <w:t xml:space="preserve">  Straightness (bow)</w:t>
             </w:r>
             <w:r>
               <w:rPr>
@@ -1821,7 +1821,7 @@
                 <w:sz w:val="17"/>
                 <w:szCs w:val="17"/>
               </w:rPr>
-              <w:t xml:space="preserve">  切口垂直度·毛刺</w:t>
+              <w:t xml:space="preserve">  直线度</w:t>
             </w:r>
           </w:p>
         </w:tc>
@@ -1847,7 +1847,7 @@
                 <w:sz w:val="17"/>
                 <w:szCs w:val="17"/>
               </w:rPr>
-              <w:t xml:space="preserve">직각도 ≤ 1 mm ★ / 버·칩 완전 제거, 면취 처리</w:t>
+              <w:t xml:space="preserve">≤ 1 mm/m, 전장 ≤ 3 mm ★</w:t>
             </w:r>
           </w:p>
         </w:tc>
@@ -1873,6 +1873,194 @@
                 <w:sz w:val="18"/>
                 <w:szCs w:val="18"/>
               </w:rPr>
+              <w:t xml:space="preserve">정반+틈새게이지 또는 긴 직정규, 2방향</w:t>
+            </w:r>
+            <w:r>
+              <w:rPr>
+                <w:sz w:val="17"/>
+                <w:szCs w:val="17"/>
+              </w:rPr>
+              <w:t xml:space="preserve">  Straight edge + feeler, 2 directions</w:t>
+            </w:r>
+            <w:r>
+              <w:rPr>
+                <w:color w:val="8A5A2E"/>
+                <w:sz w:val="17"/>
+                <w:szCs w:val="17"/>
+              </w:rPr>
+              <w:t xml:space="preserve">  平台塞尺 两个方向</w:t>
+            </w:r>
+          </w:p>
+        </w:tc>
+        <w:tc>
+          <w:tcPr>
+            <w:tcW w:type="dxa" w:w="1300"/>
+            <w:tcMar>
+              <w:top w:type="dxa" w:w="45"/>
+              <w:left w:type="dxa" w:w="80"/>
+              <w:bottom w:type="dxa" w:w="45"/>
+              <w:right w:type="dxa" w:w="80"/>
+            </w:tcMar>
+            <w:vAlign w:val="center"/>
+          </w:tcPr>
+          <w:p>
+            <w:pPr>
+              <w:spacing w:after="0"/>
+            </w:pPr>
+            <w:r>
+              <w:rPr>
+                <w:b w:val="false"/>
+                <w:bCs w:val="false"/>
+                <w:sz w:val="17"/>
+                <w:szCs w:val="17"/>
+              </w:rPr>
+              <w:t xml:space="preserve"/>
+            </w:r>
+          </w:p>
+        </w:tc>
+        <w:tc>
+          <w:tcPr>
+            <w:tcW w:type="dxa" w:w="838"/>
+            <w:tcMar>
+              <w:top w:type="dxa" w:w="45"/>
+              <w:left w:type="dxa" w:w="80"/>
+              <w:bottom w:type="dxa" w:w="45"/>
+              <w:right w:type="dxa" w:w="80"/>
+            </w:tcMar>
+            <w:vAlign w:val="center"/>
+          </w:tcPr>
+          <w:p>
+            <w:pPr>
+              <w:spacing w:after="0"/>
+            </w:pPr>
+            <w:r>
+              <w:rPr>
+                <w:b w:val="false"/>
+                <w:bCs w:val="false"/>
+                <w:sz w:val="17"/>
+                <w:szCs w:val="17"/>
+              </w:rPr>
+              <w:t xml:space="preserve"/>
+            </w:r>
+          </w:p>
+        </w:tc>
+      </w:tr>
+      <w:tr>
+        <w:tc>
+          <w:tcPr>
+            <w:tcW w:type="dxa" w:w="500"/>
+            <w:tcMar>
+              <w:top w:type="dxa" w:w="45"/>
+              <w:left w:type="dxa" w:w="80"/>
+              <w:bottom w:type="dxa" w:w="45"/>
+              <w:right w:type="dxa" w:w="80"/>
+            </w:tcMar>
+            <w:vAlign w:val="center"/>
+          </w:tcPr>
+          <w:p>
+            <w:pPr>
+              <w:spacing w:after="0"/>
+            </w:pPr>
+            <w:r>
+              <w:rPr>
+                <w:b w:val="false"/>
+                <w:bCs w:val="false"/>
+                <w:sz w:val="17"/>
+                <w:szCs w:val="17"/>
+              </w:rPr>
+              <w:t xml:space="preserve">A7</w:t>
+            </w:r>
+          </w:p>
+        </w:tc>
+        <w:tc>
+          <w:tcPr>
+            <w:tcW w:type="dxa" w:w="4200"/>
+            <w:tcMar>
+              <w:top w:type="dxa" w:w="45"/>
+              <w:left w:type="dxa" w:w="80"/>
+              <w:bottom w:type="dxa" w:w="45"/>
+              <w:right w:type="dxa" w:w="80"/>
+            </w:tcMar>
+            <w:vAlign w:val="center"/>
+          </w:tcPr>
+          <w:p>
+            <w:pPr>
+              <w:spacing w:after="0"/>
+            </w:pPr>
+            <w:r>
+              <w:rPr>
+                <w:b/>
+                <w:bCs/>
+                <w:sz w:val="18"/>
+                <w:szCs w:val="18"/>
+              </w:rPr>
+              <w:t xml:space="preserve">절단 직각도·버</w:t>
+            </w:r>
+            <w:r>
+              <w:rPr>
+                <w:sz w:val="17"/>
+                <w:szCs w:val="17"/>
+              </w:rPr>
+              <w:t xml:space="preserve">  Cut squareness &amp; burr</w:t>
+            </w:r>
+            <w:r>
+              <w:rPr>
+                <w:color w:val="8A5A2E"/>
+                <w:sz w:val="17"/>
+                <w:szCs w:val="17"/>
+              </w:rPr>
+              <w:t xml:space="preserve">  切口垂直度·毛刺</w:t>
+            </w:r>
+          </w:p>
+        </w:tc>
+        <w:tc>
+          <w:tcPr>
+            <w:tcW w:type="dxa" w:w="3800"/>
+            <w:tcMar>
+              <w:top w:type="dxa" w:w="45"/>
+              <w:left w:type="dxa" w:w="80"/>
+              <w:bottom w:type="dxa" w:w="45"/>
+              <w:right w:type="dxa" w:w="80"/>
+            </w:tcMar>
+            <w:vAlign w:val="center"/>
+          </w:tcPr>
+          <w:p>
+            <w:pPr>
+              <w:spacing w:after="0"/>
+            </w:pPr>
+            <w:r>
+              <w:rPr>
+                <w:b w:val="false"/>
+                <w:bCs w:val="false"/>
+                <w:sz w:val="17"/>
+                <w:szCs w:val="17"/>
+              </w:rPr>
+              <w:t xml:space="preserve">직각도 ≤ 1 mm ★ / 버·칩 완전 제거, 면취 처리</w:t>
+            </w:r>
+          </w:p>
+        </w:tc>
+        <w:tc>
+          <w:tcPr>
+            <w:tcW w:type="dxa" w:w="4200"/>
+            <w:tcMar>
+              <w:top w:type="dxa" w:w="45"/>
+              <w:left w:type="dxa" w:w="80"/>
+              <w:bottom w:type="dxa" w:w="45"/>
+              <w:right w:type="dxa" w:w="80"/>
+            </w:tcMar>
+            <w:vAlign w:val="center"/>
+          </w:tcPr>
+          <w:p>
+            <w:pPr>
+              <w:spacing w:after="0"/>
+            </w:pPr>
+            <w:r>
+              <w:rPr>
+                <w:b/>
+                <w:bCs/>
+                <w:sz w:val="18"/>
+                <w:szCs w:val="18"/>
+              </w:rPr>
               <w:t xml:space="preserve">직각자, 육안·촉감</w:t>
             </w:r>
             <w:r>
@@ -1946,6 +2134,28 @@
         </w:tc>
       </w:tr>
     </w:tbl>
+    <w:p>
+      <w:pPr>
+        <w:pBdr>
+          <w:top w:val="single" w:color="B03030" w:sz="4"/>
+          <w:bottom w:val="single" w:color="B03030" w:sz="4"/>
+          <w:left w:val="single" w:color="B03030" w:sz="24"/>
+        </w:pBdr>
+        <w:shd w:fill="FDECEA" w:val="clear"/>
+        <w:spacing w:after="110" w:before="60"/>
+        <w:ind w:left="200" w:right="200"/>
+      </w:pPr>
+      <w:r>
+        <w:rPr>
+          <w:b/>
+          <w:bCs/>
+          <w:color w:val="3A2020"/>
+          <w:sz w:val="19"/>
+          <w:szCs w:val="19"/>
+        </w:rPr>
+        <w:t xml:space="preserve">★ 무용접 확인 방법(비용 절충안): ① 전 피스 전장 UT 스캔(저비용·용접부 확실 검출) ② X-ray는 로트당 샘플 1~2피스 + UT 지시 발생 부위 한정 촬영 ③ 필름/디지털 사진을 로트 성적서에 첨부. Weld detection: full-length UT on ALL pieces (low cost, reliably finds any joint) + X-ray photos on 1–2 sample pieces per lot and on any UT indication. 焊缝检测: 全数超声波扫查 + 每批1~2支X光抽检拍照。</w:t>
+      </w:r>
+    </w:p>
     <w:p>
       <w:pPr>
         <w:pStyle w:val="Heading1"/>
@@ -6088,7 +6298,7 @@
           <w:sz w:val="19"/>
           <w:szCs w:val="19"/>
         </w:rPr>
-        <w:t xml:space="preserve">불합격 처리 Non-conformance: 어느 한 항목이라도 불합격 시 해당 피스 격리·사진 통보 후 교체 또는 반품 — 관련 비용은 공급사 부담. Any failed item → segregate, notify with photos, replace or return at supplier's cost. 任何一项不合格→隔离并拍照通知，由供方承担更换或退货费用。</w:t>
+        <w:t xml:space="preserve">불합격 처리 Non-conformance: 용접 이음이 1건이라도 발견되면 해당 로트 전량 거부. 그 외 항목 불합격 시 해당 피스 격리·사진 통보 후 교체 또는 반품 — 관련 비용은 공급사 부담. Any welded joint found → entire lot rejected. Any failed item → segregate, notify with photos, replace or return at supplier's cost. 任何一项不合格→隔离并拍照通知，由供方承担更换或退货费用。</w:t>
       </w:r>
     </w:p>
     <w:sectPr>

--- a/docs/shandong-botong/Incoming_Inspection_Checklist.docx
+++ b/docs/shandong-botong/Incoming_Inspection_Checklist.docx
@@ -6302,7 +6302,7 @@
       </w:r>
     </w:p>
     <w:sectPr>
-      <w:pgSz w:w="11906" w:h="16838" w:orient="landscape"/>
+      <w:pgSz w:w="16838" w:h="11906" w:orient="landscape"/>
       <w:pgMar w:top="1000" w:right="1000" w:bottom="1000" w:left="1000" w:header="708" w:footer="708" w:gutter="0"/>
       <w:pgNumType/>
       <w:docGrid w:linePitch="360"/>
